--- a/Tests/OOXMLSwiftTests/Fixtures/mdocx/02b-explicit-run-multi-format/explicit-run-multi-format.normalized.docx
+++ b/Tests/OOXMLSwiftTests/Fixtures/mdocx/02b-explicit-run-multi-format/explicit-run-multi-format.normalized.docx
@@ -1,26 +1,24 @@
 
 <file path=word/document.xml><?xml version="1.0" encoding="utf-8"?>
-<w:document xmlns:w="http://schemas.openxmlformats.org/wordprocessingml/2006/main" xmlns:w14="http://schemas.microsoft.com/office/word/2010/wordml">
+<w:document xmlns:w="http://schemas.openxmlformats.org/wordprocessingml/2006/main" xmlns:w14="http://schemas.microsoft.com/office/word/2010/wordml" xmlns:r="http://schemas.openxmlformats.org/officeDocument/2006/relationships">
   <w:body>
     <w:p>
       <w:r>
-        <w:t xml:space="preserve">prefix </w:t>
+        <w:t>prefix </w:t>
       </w:r>
       <w:r>
         <w:rPr>
           <w:b/>
           <w:i/>
-          <w:color w:val="663300"/>
+          <w:color w:val="#663300"/>
         </w:rPr>
-        <w:t xml:space="preserve">styled phrase</w:t>
+        <w:t>styled phrase</w:t>
       </w:r>
       <w:r>
-        <w:t xml:space="preserve"> suffix</w:t>
+        <w:t> suffix</w:t>
       </w:r>
     </w:p>
-    <w:sectPr>
-      <w:pgSz w:w="12240" w:h="15840"/>
-    </w:sectPr>
+    <w:sectPr/>
   </w:body>
 </w:document>
 </file>